--- a/Stampede Soundboard User Guide.docx
+++ b/Stampede Soundboard User Guide.docx
@@ -119,7 +119,7 @@
         <w:spacing w:after="100"/>
       </w:pPr>
       <w:r>
-        <w:t xml:space="preserve">Go to the site address: https://elevatedlarceny.github.io/Claude-Soundboard/</w:t>
+        <w:t xml:space="preserve">Go to the site address: https://elevatedlarceny.github.io/stampede-soundboard/</w:t>
       </w:r>
     </w:p>
     <w:p>
